--- a/labs/lab01/report/report.docx
+++ b/labs/lab01/report/report.docx
@@ -23,7 +23,7 @@
         <w:pStyle w:val="Author"/>
       </w:pPr>
       <w:r>
-        <w:t xml:space="preserve">Богданюк Анна Васильевна</w:t>
+        <w:t xml:space="preserve">Богданюк Анна</w:t>
       </w:r>
     </w:p>
     <w:sdt>
@@ -333,26 +333,7 @@
         </w:numPr>
       </w:pPr>
       <w:r>
-        <w:t xml:space="preserve">Семантическое версионирование (SemVer): Стандарт версионирования программного обеспечения, использующий формат МАЖОРНАЯ.МИНОРНАЯ.ПАТЧ. Увеличение номера версии сигнализирует о характере изменений в API</w:t>
-      </w:r>
-      <w:r>
-        <w:t xml:space="preserve"> </w:t>
-      </w:r>
-      <w:r>
-        <w:t xml:space="preserve">[</w:t>
-      </w:r>
-      <w:r>
-        <w:rPr>
-          <w:b/>
-          <w:bCs/>
-        </w:rPr>
-        <w:t xml:space="preserve">semver?</w:t>
-      </w:r>
-      <w:r>
-        <w:t xml:space="preserve">]</w:t>
-      </w:r>
-      <w:r>
-        <w:t xml:space="preserve">.</w:t>
+        <w:t xml:space="preserve">Семантическое версионирование (SemVer): Стандарт версионирования программного обеспечения, использующий формат МАЖОРНАЯ.МИНОРНАЯ.ПАТЧ. Увеличение номера версии сигнализирует о характере изменений в API.</w:t>
       </w:r>
     </w:p>
     <w:p>
@@ -363,41 +344,7 @@
         </w:numPr>
       </w:pPr>
       <w:r>
-        <w:t xml:space="preserve">Общепринятые коммиты (Conventional Commits): Спецификация для написания сообщений коммитов. Она определяет набор правил для создания понятной истории изменений, которая автоматически сопоставляется с SemVer</w:t>
-      </w:r>
-      <w:r>
-        <w:t xml:space="preserve"> </w:t>
-      </w:r>
-      <w:r>
-        <w:t xml:space="preserve">[</w:t>
-      </w:r>
-      <w:r>
-        <w:rPr>
-          <w:b/>
-          <w:bCs/>
-        </w:rPr>
-        <w:t xml:space="preserve">conventionalcommits?</w:t>
-      </w:r>
-      <w:r>
-        <w:t xml:space="preserve">]</w:t>
-      </w:r>
-      <w:r>
-        <w:t xml:space="preserve">. Пример структуры коммита:</w:t>
-      </w:r>
-      <w:r>
-        <w:t xml:space="preserve"> </w:t>
-      </w:r>
-      <w:r>
-        <w:t xml:space="preserve">(</w:t>
-      </w:r>
-      <w:r>
-        <w:t xml:space="preserve">):</w:t>
-      </w:r>
-      <w:r>
-        <w:t xml:space="preserve"> </w:t>
-      </w:r>
-      <w:r>
-        <w:t xml:space="preserve">. Основные типы: feat: (новая функциональность), fix: (исправление ошибки), BREAKING CHANGE: (несовместимые изменения).</w:t>
+        <w:t xml:space="preserve">Общепринятые коммиты (Conventional Commits): Спецификация для написания сообщений коммитов. Она определяет набор правил для создания понятной истории изменений.</w:t>
       </w:r>
     </w:p>
     <w:p>
@@ -408,26 +355,7 @@
         </w:numPr>
       </w:pPr>
       <w:r>
-        <w:t xml:space="preserve">Git и Git-flow: Распределенная система контроля версий Git и модель ветвления Git-flow, которая предполагает использование двух основных веток (master и develop), а также вспомогательных (feature, release, hotfix) для организации процесса разработки</w:t>
-      </w:r>
-      <w:r>
-        <w:t xml:space="preserve"> </w:t>
-      </w:r>
-      <w:r>
-        <w:t xml:space="preserve">[</w:t>
-      </w:r>
-      <w:r>
-        <w:rPr>
-          <w:b/>
-          <w:bCs/>
-        </w:rPr>
-        <w:t xml:space="preserve">gitflow?</w:t>
-      </w:r>
-      <w:r>
-        <w:t xml:space="preserve">]</w:t>
-      </w:r>
-      <w:r>
-        <w:t xml:space="preserve">.</w:t>
+        <w:t xml:space="preserve">Git и Git-flow: Распределенная система контроля версий Git и модель ветвления Git-flow, которая предполагает использование двух основных веток (master и develop), а также вспомогательных (feature, release, hotfix) для организации процесса разработки.</w:t>
       </w:r>
     </w:p>
     <w:p>
@@ -449,26 +377,7 @@
         </w:numPr>
       </w:pPr>
       <w:r>
-        <w:t xml:space="preserve">Литературное программирование: Подход, предложенный Дональдом Кнутом, при котором программа пишется как литературное эссе, где код является лишь частью повествования. В Julia для этого используется пакет Literate.jl</w:t>
-      </w:r>
-      <w:r>
-        <w:t xml:space="preserve"> </w:t>
-      </w:r>
-      <w:r>
-        <w:t xml:space="preserve">[</w:t>
-      </w:r>
-      <w:r>
-        <w:rPr>
-          <w:b/>
-          <w:bCs/>
-        </w:rPr>
-        <w:t xml:space="preserve">knuth_literate_1984?</w:t>
-      </w:r>
-      <w:r>
-        <w:t xml:space="preserve">]</w:t>
-      </w:r>
-      <w:r>
-        <w:t xml:space="preserve">.</w:t>
+        <w:t xml:space="preserve">Литературное программирование: Подход, предложенный Дональдом Кнутом, при котором программа пишется как литературное эссе, где код является лишь частью повествования. В Julia для этого используется пакет Literate.jl.</w:t>
       </w:r>
     </w:p>
     <w:p>
@@ -479,36 +388,7 @@
         </w:numPr>
       </w:pPr>
       <w:r>
-        <w:t xml:space="preserve">DrWatson.jl: Фреймворк для управления научными проектами на Julia. Он обеспечивает стандартную структуру каталогов (</w:t>
-      </w:r>
-      <w:r>
-        <w:rPr>
-          <w:b/>
-          <w:bCs/>
-        </w:rPr>
-        <w:t xml:space="preserve">?@tbl-drwatson-dir</w:t>
-      </w:r>
-      <w:r>
-        <w:t xml:space="preserve">), упрощает сохранение и загрузку результатов, а также способствует воспроизводимости исследований</w:t>
-      </w:r>
-      <w:r>
-        <w:t xml:space="preserve"> </w:t>
-      </w:r>
-      <w:r>
-        <w:t xml:space="preserve">[</w:t>
-      </w:r>
-      <w:r>
-        <w:rPr>
-          <w:b/>
-          <w:bCs/>
-        </w:rPr>
-        <w:t xml:space="preserve">drwatson?</w:t>
-      </w:r>
-      <w:r>
-        <w:t xml:space="preserve">]</w:t>
-      </w:r>
-      <w:r>
-        <w:t xml:space="preserve">.</w:t>
+        <w:t xml:space="preserve">DrWatson.jl: Фреймворк для управления научными проектами на Julia. Он обеспечивает стандартную структуру каталогов, упрощает сохранение и загрузку результатов, а также способствует воспроизводимости исследований.</w:t>
       </w:r>
     </w:p>
     <w:bookmarkEnd w:id="22"/>
@@ -1334,60 +1214,6 @@
       </w:r>
     </w:p>
     <w:bookmarkStart w:id="57" w:name="refs"/>
-    <w:p>
-      <w:pPr>
-        <w:pStyle w:val="Compact"/>
-        <w:numPr>
-          <w:ilvl w:val="0"/>
-          <w:numId w:val="1003"/>
-        </w:numPr>
-      </w:pPr>
-      <w:r>
-        <w:t xml:space="preserve">A Multi-Language Computing Environment for Literate Programming and Reproducible Research / E. Schulte [et al.] // Journal of Statistical Software. — 2012. —</w:t>
-      </w:r>
-      <w:r>
-        <w:t xml:space="preserve"> </w:t>
-      </w:r>
-      <w:r>
-        <w:t xml:space="preserve">Vol. 46, no. 3. — ISSN 1548-7660. — DOI: 10.18637/jss.v046.i03.</w:t>
-      </w:r>
-    </w:p>
-    <w:p>
-      <w:pPr>
-        <w:pStyle w:val="Compact"/>
-        <w:numPr>
-          <w:ilvl w:val="0"/>
-          <w:numId w:val="1003"/>
-        </w:numPr>
-      </w:pPr>
-      <w:r>
-        <w:t xml:space="preserve">Knuth D. E. Literate Programming // The Computer Journal. — 1984. — Feb. — Vol. 27,</w:t>
-      </w:r>
-      <w:r>
-        <w:t xml:space="preserve"> </w:t>
-      </w:r>
-      <w:r>
-        <w:t xml:space="preserve">no. 2. — P. 97–111. — ISSN 1460-2067. — DOI: 10.1093/comjnl/27.2.97.</w:t>
-      </w:r>
-    </w:p>
-    <w:p>
-      <w:pPr>
-        <w:pStyle w:val="Compact"/>
-        <w:numPr>
-          <w:ilvl w:val="0"/>
-          <w:numId w:val="1003"/>
-        </w:numPr>
-      </w:pPr>
-      <w:r>
-        <w:t xml:space="preserve">The Story in the Notebook / M. B. Kery [et al.] // Proceedings of the 2018 CHI Conference on Human Factors in Computing Systems. — ACM, 04/2018. — P. 1–11. — DOI:</w:t>
-      </w:r>
-      <w:r>
-        <w:t xml:space="preserve"> </w:t>
-      </w:r>
-      <w:r>
-        <w:t xml:space="preserve">10.1145/3173574.3173748.</w:t>
-      </w:r>
-    </w:p>
     <w:bookmarkEnd w:id="57"/>
     <w:bookmarkEnd w:id="58"/>
     <w:sectPr>
@@ -1723,36 +1549,6 @@
   </w:num>
   <w:num w:numId="1002">
     <w:abstractNumId w:val="991"/>
-  </w:num>
-  <w:num w:numId="1003">
-    <w:abstractNumId w:val="99411"/>
-    <w:lvlOverride w:ilvl="0">
-      <w:startOverride w:val="1"/>
-    </w:lvlOverride>
-    <w:lvlOverride w:ilvl="1">
-      <w:startOverride w:val="1"/>
-    </w:lvlOverride>
-    <w:lvlOverride w:ilvl="2">
-      <w:startOverride w:val="1"/>
-    </w:lvlOverride>
-    <w:lvlOverride w:ilvl="3">
-      <w:startOverride w:val="1"/>
-    </w:lvlOverride>
-    <w:lvlOverride w:ilvl="4">
-      <w:startOverride w:val="1"/>
-    </w:lvlOverride>
-    <w:lvlOverride w:ilvl="5">
-      <w:startOverride w:val="1"/>
-    </w:lvlOverride>
-    <w:lvlOverride w:ilvl="6">
-      <w:startOverride w:val="1"/>
-    </w:lvlOverride>
-    <w:lvlOverride w:ilvl="7">
-      <w:startOverride w:val="1"/>
-    </w:lvlOverride>
-    <w:lvlOverride w:ilvl="8">
-      <w:startOverride w:val="1"/>
-    </w:lvlOverride>
   </w:num>
 </w:numbering>
 </file>
